--- a/benchmark/outputs/gold/ocr_scan_003_C.docx
+++ b/benchmark/outputs/gold/ocr_scan_003_C.docx
@@ -3,18 +3,41 @@
 <w:document xmlns:wpc="http://schemas.microsoft.com/office/word/2010/wordprocessingCanvas" xmlns:mo="http://schemas.microsoft.com/office/mac/office/2008/main" xmlns:mc="http://schemas.openxmlformats.org/markup-compatibility/2006" xmlns:mv="urn:schemas-microsoft-com:mac:vml" xmlns:o="urn:schemas-microsoft-com:office:office" xmlns:r="http://schemas.openxmlformats.org/officeDocument/2006/relationships" xmlns:m="http://schemas.openxmlformats.org/officeDocument/2006/math" xmlns:v="urn:schemas-microsoft-com:vml" xmlns:wp14="http://schemas.microsoft.com/office/word/2010/wordprocessingDrawing" xmlns:wp="http://schemas.openxmlformats.org/drawingml/2006/wordprocessingDrawing" xmlns:w10="urn:schemas-microsoft-com:office:word" xmlns:w="http://schemas.openxmlformats.org/wordprocessingml/2006/main" xmlns:w14="http://schemas.microsoft.com/office/word/2010/wordml" xmlns:wpg="http://schemas.microsoft.com/office/word/2010/wordprocessingGroup" xmlns:wpi="http://schemas.microsoft.com/office/word/2010/wordprocessingInk" xmlns:wne="http://schemas.microsoft.com/office/word/2006/wordml" xmlns:wps="http://schemas.microsoft.com/office/word/2010/wordprocessingShape" mc:Ignorable="w14 wp14">
   <w:body>
     <w:p>
+      <w:pPr>
+        <w:pStyle w:val="Heading1"/>
+      </w:pPr>
       <w:r>
-        <w:t>DATE: Oct iS, 2022</w:t>
+        <w:t>CASCADE SYSTEMS INTEROFFICEMEMORANDUM</w:t>
       </w:r>
     </w:p>
     <w:p>
       <w:r>
-        <w:t>to: ‘Nina Rossi</w:t>
+        <w:t>DATE:</w:t>
       </w:r>
     </w:p>
     <w:p>
       <w:r>
-        <w:t>FROM: Emma Costa</w:t>
+        <w:t>Oct 15, 2022</w:t>
+      </w:r>
+    </w:p>
+    <w:p>
+      <w:r>
+        <w:t>TO:</w:t>
+      </w:r>
+    </w:p>
+    <w:p>
+      <w:r>
+        <w:t>Nina Rossi</w:t>
+      </w:r>
+    </w:p>
+    <w:p>
+      <w:r>
+        <w:t>FROM:</w:t>
+      </w:r>
+    </w:p>
+    <w:p>
+      <w:r>
+        <w:t>Emma Costa</w:t>
       </w:r>
     </w:p>
     <w:p>
@@ -24,32 +47,37 @@
     </w:p>
     <w:p>
       <w:r>
-        <w:t>Founded in 2014, we have grown into a trusted partner for clients across the region. We combine practical experience with modern tooling to keep projects on time and on budget. We maintain a 97% on-time completion rate across all active accounts. Our team works with</w:t>
+        <w:t>Founded in 2014, we have grown into a trusted partner for clients across the region. We combine practical experience with modern tooling to keep projects on time and on budget.We maintain a 97% on-time completion rate across all activeaccounts. Our team works with organizations of every size to deliver measurable results on schedule.</w:t>
       </w:r>
     </w:p>
     <w:p>
       <w:r>
-        <w:t>: organizations of every size to deliver measurable results on schedule.</w:t>
+        <w:t>Founded in 2003, we have grown into a trusted partner forclients across the region. We combine practical experience with modern tooling to keep projects on time and on budget.</w:t>
       </w:r>
     </w:p>
     <w:p>
       <w:r>
-        <w:t>Founded in 2003, we have grown into a trusted partner for ‘clients across the region. We combine practical experience with modern tooling to keep projects on time and on budget. a.</w:t>
+        <w:t>Flexible service plans let you scale support up or down as your needs change. We combine practical experience with modern tooling to keep projects on time and on budget.</w:t>
       </w:r>
     </w:p>
     <w:p>
       <w:r>
-        <w:t>Flexible service plans let you scale support up or down as your needs change. We combine practical experience with modern tooling to keep projects on time and on budget. |</w:t>
+        <w:t>Clients rely on us for clear communication, transparent pricing, and dependable delivery. We maintain a 92% on-time completion rate across all active accounts. From initial planning through final handoff, a dedicated coordinator manages every detail.</w:t>
       </w:r>
     </w:p>
     <w:p>
       <w:r>
-        <w:t>Clients rely on us for clear communication, transparent pricing, and dependable delivery. We maintain @ 92% on-time completion rate across all active accounts. From initial planning through final handoff, 4 dedicated coordinator manages every detail.</w:t>
+        <w:t>Founded in 2006, we have grown into a trusted partner for clients across the region. Every engagement starts with a detailed assessment of your current operations.</w:t>
       </w:r>
     </w:p>
     <w:p>
       <w:r>
-        <w:t>Founded in 2006, we have grown into @ trusted partner for clients across the region. Every engagement starts with 4 detailed assessment of your current operations...</w:t>
+        <w:t>Regards,</w:t>
+      </w:r>
+    </w:p>
+    <w:p>
+      <w:r>
+        <w:t>Emma Costa</w:t>
       </w:r>
     </w:p>
     <w:sectPr>
